--- a/Prompt/JMTMMS_Reservation_V6.docx
+++ b/Prompt/JMTMMS_Reservation_V6.docx
@@ -102,7 +102,6 @@
           <w:szCs w:val="36"/>
         </w:rPr>
       </w:pPr>
-      <w:proofErr w:type="spellStart"/>
       <w:r>
         <w:rPr>
           <w:rFonts w:ascii="TH Sarabun New" w:hAnsi="TH Sarabun New" w:cs="TH Sarabun New"/>
@@ -113,7 +112,6 @@
         </w:rPr>
         <w:t>Google_Sheet_ID</w:t>
       </w:r>
-      <w:proofErr w:type="spellEnd"/>
       <w:r>
         <w:rPr>
           <w:rFonts w:ascii="TH Sarabun New" w:hAnsi="TH Sarabun New" w:cs="TH Sarabun New"/>
@@ -136,7 +134,6 @@
           <w:szCs w:val="36"/>
         </w:rPr>
       </w:pPr>
-      <w:proofErr w:type="spellStart"/>
       <w:r>
         <w:rPr>
           <w:rFonts w:ascii="TH Sarabun New" w:hAnsi="TH Sarabun New" w:cs="TH Sarabun New"/>
@@ -145,18 +142,7 @@
           <w:sz w:val="36"/>
           <w:szCs w:val="36"/>
         </w:rPr>
-        <w:t>Sheet_Name_Admin</w:t>
-      </w:r>
-      <w:proofErr w:type="spellEnd"/>
-      <w:r>
-        <w:rPr>
-          <w:rFonts w:ascii="TH Sarabun New" w:hAnsi="TH Sarabun New" w:cs="TH Sarabun New"/>
-          <w:b/>
-          <w:bCs/>
-          <w:sz w:val="36"/>
-          <w:szCs w:val="36"/>
-        </w:rPr>
-        <w:t xml:space="preserve"> </w:t>
+        <w:t xml:space="preserve">Sheet_Name_Admin </w:t>
       </w:r>
       <w:r>
         <w:rPr>
@@ -205,7 +191,6 @@
           <w:szCs w:val="36"/>
         </w:rPr>
       </w:pPr>
-      <w:proofErr w:type="spellStart"/>
       <w:r>
         <w:rPr>
           <w:rFonts w:ascii="TH Sarabun New" w:hAnsi="TH Sarabun New" w:cs="TH Sarabun New"/>
@@ -214,18 +199,7 @@
           <w:sz w:val="36"/>
           <w:szCs w:val="36"/>
         </w:rPr>
-        <w:t>Sheet_Name_Customer</w:t>
-      </w:r>
-      <w:proofErr w:type="spellEnd"/>
-      <w:r>
-        <w:rPr>
-          <w:rFonts w:ascii="TH Sarabun New" w:hAnsi="TH Sarabun New" w:cs="TH Sarabun New"/>
-          <w:b/>
-          <w:bCs/>
-          <w:sz w:val="36"/>
-          <w:szCs w:val="36"/>
-        </w:rPr>
-        <w:t xml:space="preserve"> </w:t>
+        <w:t xml:space="preserve">Sheet_Name_Customer </w:t>
       </w:r>
       <w:r>
         <w:rPr>
@@ -284,7 +258,6 @@
           <w:szCs w:val="36"/>
         </w:rPr>
       </w:pPr>
-      <w:proofErr w:type="spellStart"/>
       <w:r>
         <w:rPr>
           <w:rFonts w:ascii="TH Sarabun New" w:hAnsi="TH Sarabun New" w:cs="TH Sarabun New"/>
@@ -293,18 +266,7 @@
           <w:sz w:val="36"/>
           <w:szCs w:val="36"/>
         </w:rPr>
-        <w:t>Sheet_Name_Staff</w:t>
-      </w:r>
-      <w:proofErr w:type="spellEnd"/>
-      <w:r>
-        <w:rPr>
-          <w:rFonts w:ascii="TH Sarabun New" w:hAnsi="TH Sarabun New" w:cs="TH Sarabun New"/>
-          <w:b/>
-          <w:bCs/>
-          <w:sz w:val="36"/>
-          <w:szCs w:val="36"/>
-        </w:rPr>
-        <w:t xml:space="preserve"> </w:t>
+        <w:t xml:space="preserve">Sheet_Name_Staff </w:t>
       </w:r>
       <w:r>
         <w:rPr>
@@ -372,7 +334,6 @@
           <w:szCs w:val="36"/>
         </w:rPr>
       </w:pPr>
-      <w:proofErr w:type="spellStart"/>
       <w:r>
         <w:rPr>
           <w:rFonts w:ascii="TH Sarabun New" w:hAnsi="TH Sarabun New" w:cs="TH Sarabun New"/>
@@ -393,7 +354,6 @@
         </w:rPr>
         <w:t>Reservation</w:t>
       </w:r>
-      <w:proofErr w:type="spellEnd"/>
       <w:r>
         <w:rPr>
           <w:rFonts w:ascii="TH Sarabun New" w:hAnsi="TH Sarabun New" w:cs="TH Sarabun New"/>
@@ -461,7 +421,6 @@
           <w:szCs w:val="36"/>
         </w:rPr>
       </w:pPr>
-      <w:proofErr w:type="spellStart"/>
       <w:r>
         <w:rPr>
           <w:rFonts w:ascii="TH Sarabun New" w:hAnsi="TH Sarabun New" w:cs="TH Sarabun New"/>
@@ -470,18 +429,7 @@
           <w:sz w:val="36"/>
           <w:szCs w:val="36"/>
         </w:rPr>
-        <w:t>Menu_Name_Setting</w:t>
-      </w:r>
-      <w:proofErr w:type="spellEnd"/>
-      <w:r>
-        <w:rPr>
-          <w:rFonts w:ascii="TH Sarabun New" w:hAnsi="TH Sarabun New" w:cs="TH Sarabun New"/>
-          <w:b/>
-          <w:bCs/>
-          <w:sz w:val="36"/>
-          <w:szCs w:val="36"/>
-        </w:rPr>
-        <w:t xml:space="preserve"> </w:t>
+        <w:t xml:space="preserve">Menu_Name_Setting </w:t>
       </w:r>
       <w:r>
         <w:rPr>
@@ -540,7 +488,6 @@
           <w:szCs w:val="36"/>
         </w:rPr>
       </w:pPr>
-      <w:proofErr w:type="spellStart"/>
       <w:r>
         <w:rPr>
           <w:rFonts w:ascii="TH Sarabun New" w:hAnsi="TH Sarabun New" w:cs="TH Sarabun New"/>
@@ -549,18 +496,7 @@
           <w:sz w:val="36"/>
           <w:szCs w:val="36"/>
         </w:rPr>
-        <w:t>Sheet_Name_Setting_Selection_Reservation_Time</w:t>
-      </w:r>
-      <w:proofErr w:type="spellEnd"/>
-      <w:r>
-        <w:rPr>
-          <w:rFonts w:ascii="TH Sarabun New" w:hAnsi="TH Sarabun New" w:cs="TH Sarabun New"/>
-          <w:b/>
-          <w:bCs/>
-          <w:sz w:val="36"/>
-          <w:szCs w:val="36"/>
-        </w:rPr>
-        <w:t xml:space="preserve"> = “</w:t>
+        <w:t>Sheet_Name_Setting_Selection_Reservation_Time = “</w:t>
       </w:r>
       <w:r>
         <w:rPr>
@@ -613,7 +549,6 @@
           <w:szCs w:val="36"/>
         </w:rPr>
       </w:pPr>
-      <w:proofErr w:type="spellStart"/>
       <w:r>
         <w:rPr>
           <w:rFonts w:ascii="TH Sarabun New" w:hAnsi="TH Sarabun New" w:cs="TH Sarabun New"/>
@@ -622,18 +557,7 @@
           <w:sz w:val="36"/>
           <w:szCs w:val="36"/>
         </w:rPr>
-        <w:t>Sheet_Name_Setting_Service_Price</w:t>
-      </w:r>
-      <w:proofErr w:type="spellEnd"/>
-      <w:r>
-        <w:rPr>
-          <w:rFonts w:ascii="TH Sarabun New" w:hAnsi="TH Sarabun New" w:cs="TH Sarabun New"/>
-          <w:b/>
-          <w:bCs/>
-          <w:sz w:val="36"/>
-          <w:szCs w:val="36"/>
-        </w:rPr>
-        <w:t xml:space="preserve"> = “</w:t>
+        <w:t>Sheet_Name_Setting_Service_Price = “</w:t>
       </w:r>
       <w:r>
         <w:rPr>
@@ -686,7 +610,6 @@
           <w:szCs w:val="36"/>
         </w:rPr>
       </w:pPr>
-      <w:proofErr w:type="spellStart"/>
       <w:r>
         <w:rPr>
           <w:rFonts w:ascii="TH Sarabun New" w:hAnsi="TH Sarabun New" w:cs="TH Sarabun New"/>
@@ -695,18 +618,7 @@
           <w:sz w:val="36"/>
           <w:szCs w:val="36"/>
         </w:rPr>
-        <w:t>Sheet_Name_Setting_Reservation_Timetable</w:t>
-      </w:r>
-      <w:proofErr w:type="spellEnd"/>
-      <w:r>
-        <w:rPr>
-          <w:rFonts w:ascii="TH Sarabun New" w:hAnsi="TH Sarabun New" w:cs="TH Sarabun New"/>
-          <w:b/>
-          <w:bCs/>
-          <w:sz w:val="36"/>
-          <w:szCs w:val="36"/>
-        </w:rPr>
-        <w:t xml:space="preserve"> = “</w:t>
+        <w:t>Sheet_Name_Setting_Reservation_Timetable = “</w:t>
       </w:r>
       <w:r>
         <w:rPr>
@@ -827,7 +739,7 @@
           <w:szCs w:val="36"/>
           <w:cs/>
         </w:rPr>
-        <w:t>จากรูปช่วยปรับแก้ ให้ดึงข้อม</w:t>
+        <w:t xml:space="preserve">จากรูปช่วยปรับแก้ </w:t>
       </w:r>
       <w:r>
         <w:rPr>
@@ -836,7 +748,7 @@
           <w:szCs w:val="36"/>
           <w:cs/>
         </w:rPr>
-        <w:t>ู</w:t>
+        <w:t>ให้เมื่อคลิก เลือกช่วงเวลาแล้ว ให้ทำการ</w:t>
       </w:r>
       <w:r>
         <w:rPr>
@@ -845,15 +757,15 @@
           <w:szCs w:val="36"/>
           <w:cs/>
         </w:rPr>
-        <w:t xml:space="preserve">ลจาก </w:t>
-      </w:r>
-      <w:r>
-        <w:rPr>
-          <w:rFonts w:ascii="TH Sarabun New" w:hAnsi="TH Sarabun New" w:cs="TH Sarabun New"/>
-          <w:sz w:val="36"/>
-          <w:szCs w:val="36"/>
-        </w:rPr>
-        <w:t xml:space="preserve">sheet </w:t>
+        <w:t xml:space="preserve"> </w:t>
+      </w:r>
+      <w:r>
+        <w:rPr>
+          <w:rFonts w:ascii="TH Sarabun New" w:hAnsi="TH Sarabun New" w:cs="TH Sarabun New"/>
+          <w:sz w:val="36"/>
+          <w:szCs w:val="36"/>
+        </w:rPr>
+        <w:t xml:space="preserve">append row </w:t>
       </w:r>
       <w:r>
         <w:rPr>
@@ -862,31 +774,8 @@
           <w:szCs w:val="36"/>
           <w:cs/>
         </w:rPr>
-        <w:t xml:space="preserve">ตามค่าในตัวแปล </w:t>
-      </w:r>
-      <w:proofErr w:type="spellStart"/>
-      <w:r>
-        <w:rPr>
-          <w:rFonts w:ascii="TH Sarabun New" w:hAnsi="TH Sarabun New" w:cs="TH Sarabun New"/>
-          <w:b/>
-          <w:bCs/>
-          <w:sz w:val="36"/>
-          <w:szCs w:val="36"/>
-        </w:rPr>
-        <w:t>Sheet_Name_Setting_Reservation_Timetable</w:t>
-      </w:r>
-      <w:proofErr w:type="spellEnd"/>
-    </w:p>
-    <w:p>
-      <w:pPr>
-        <w:pStyle w:val="ListParagraph"/>
-        <w:ind w:left="1152"/>
-        <w:rPr>
-          <w:rFonts w:ascii="TH Sarabun New" w:hAnsi="TH Sarabun New" w:cs="TH Sarabun New"/>
-          <w:sz w:val="36"/>
-          <w:szCs w:val="36"/>
-        </w:rPr>
-      </w:pPr>
+        <w:t>โดย</w:t>
+      </w:r>
       <w:r>
         <w:rPr>
           <w:rFonts w:ascii="TH Sarabun New" w:hAnsi="TH Sarabun New" w:cs="TH Sarabun New" w:hint="cs"/>
@@ -894,7 +783,23 @@
           <w:szCs w:val="36"/>
           <w:cs/>
         </w:rPr>
-        <w:t>โดยให้แสดงเป็นรูปแบบ</w:t>
+        <w:t xml:space="preserve"> </w:t>
+      </w:r>
+      <w:r>
+        <w:rPr>
+          <w:rFonts w:ascii="TH Sarabun New" w:hAnsi="TH Sarabun New" w:cs="TH Sarabun New"/>
+          <w:sz w:val="36"/>
+          <w:szCs w:val="36"/>
+        </w:rPr>
+        <w:t xml:space="preserve">1 row </w:t>
+      </w:r>
+      <w:r>
+        <w:rPr>
+          <w:rFonts w:ascii="TH Sarabun New" w:hAnsi="TH Sarabun New" w:cs="TH Sarabun New"/>
+          <w:sz w:val="36"/>
+          <w:szCs w:val="36"/>
+        </w:rPr>
+        <w:t>(</w:t>
       </w:r>
       <w:r>
         <w:rPr>
@@ -903,7 +808,15 @@
           <w:szCs w:val="36"/>
           <w:cs/>
         </w:rPr>
-        <w:t>ของ</w:t>
+        <w:t xml:space="preserve">ถ้าคลิกค่าเดิมซ้ำ ให้ </w:t>
+      </w:r>
+      <w:r>
+        <w:rPr>
+          <w:rFonts w:ascii="TH Sarabun New" w:hAnsi="TH Sarabun New" w:cs="TH Sarabun New"/>
+          <w:sz w:val="36"/>
+          <w:szCs w:val="36"/>
+        </w:rPr>
+        <w:t>remove row )</w:t>
       </w:r>
       <w:r>
         <w:rPr>
@@ -916,28 +829,36 @@
       </w:r>
       <w:r>
         <w:rPr>
-          <w:rFonts w:ascii="TH Sarabun New" w:hAnsi="TH Sarabun New" w:cs="TH Sarabun New"/>
-          <w:sz w:val="36"/>
-          <w:szCs w:val="36"/>
-        </w:rPr>
-        <w:t xml:space="preserve">card </w:t>
-      </w:r>
-      <w:r>
-        <w:rPr>
           <w:rFonts w:ascii="TH Sarabun New" w:hAnsi="TH Sarabun New" w:cs="TH Sarabun New" w:hint="cs"/>
           <w:sz w:val="36"/>
           <w:szCs w:val="36"/>
           <w:cs/>
         </w:rPr>
-        <w:t xml:space="preserve">มีส่วน </w:t>
-      </w:r>
-      <w:r>
-        <w:rPr>
-          <w:rFonts w:ascii="TH Sarabun New" w:hAnsi="TH Sarabun New" w:cs="TH Sarabun New"/>
-          <w:sz w:val="36"/>
-          <w:szCs w:val="36"/>
-        </w:rPr>
-        <w:t xml:space="preserve">header </w:t>
+        <w:t xml:space="preserve">มี </w:t>
+      </w:r>
+      <w:r>
+        <w:rPr>
+          <w:rFonts w:ascii="TH Sarabun New" w:hAnsi="TH Sarabun New" w:cs="TH Sarabun New"/>
+          <w:sz w:val="36"/>
+          <w:szCs w:val="36"/>
+        </w:rPr>
+        <w:t>3 column</w:t>
+      </w:r>
+      <w:r>
+        <w:rPr>
+          <w:rFonts w:ascii="TH Sarabun New" w:hAnsi="TH Sarabun New" w:cs="TH Sarabun New"/>
+          <w:sz w:val="36"/>
+          <w:szCs w:val="36"/>
+        </w:rPr>
+        <w:t>s</w:t>
+      </w:r>
+      <w:r>
+        <w:rPr>
+          <w:rFonts w:ascii="TH Sarabun New" w:hAnsi="TH Sarabun New" w:cs="TH Sarabun New"/>
+          <w:sz w:val="36"/>
+          <w:szCs w:val="36"/>
+        </w:rPr>
+        <w:t xml:space="preserve"> </w:t>
       </w:r>
       <w:r>
         <w:rPr>
@@ -946,24 +867,7 @@
           <w:szCs w:val="36"/>
           <w:cs/>
         </w:rPr>
-        <w:t xml:space="preserve">กับ </w:t>
-      </w:r>
-      <w:r>
-        <w:rPr>
-          <w:rFonts w:ascii="TH Sarabun New" w:hAnsi="TH Sarabun New" w:cs="TH Sarabun New"/>
-          <w:sz w:val="36"/>
-          <w:szCs w:val="36"/>
-        </w:rPr>
-        <w:t>body</w:t>
-      </w:r>
-      <w:r>
-        <w:rPr>
-          <w:rFonts w:ascii="TH Sarabun New" w:hAnsi="TH Sarabun New" w:cs="TH Sarabun New" w:hint="cs"/>
-          <w:sz w:val="36"/>
-          <w:szCs w:val="36"/>
-          <w:cs/>
-        </w:rPr>
-        <w:t xml:space="preserve"> โดยมีรายละเอียดดังนี้</w:t>
+        <w:t>รายละเอียดดังต่อไปนี้</w:t>
       </w:r>
     </w:p>
     <w:p>
@@ -986,162 +890,7 @@
           <w:szCs w:val="36"/>
           <w:cs/>
         </w:rPr>
-        <w:t xml:space="preserve">ส่วนของ </w:t>
-      </w:r>
-      <w:r>
-        <w:rPr>
-          <w:rFonts w:ascii="TH Sarabun New" w:hAnsi="TH Sarabun New" w:cs="TH Sarabun New"/>
-          <w:sz w:val="36"/>
-          <w:szCs w:val="36"/>
-        </w:rPr>
-        <w:t xml:space="preserve">header </w:t>
-      </w:r>
-      <w:r>
-        <w:rPr>
-          <w:rFonts w:ascii="TH Sarabun New" w:hAnsi="TH Sarabun New" w:cs="TH Sarabun New" w:hint="cs"/>
-          <w:sz w:val="36"/>
-          <w:szCs w:val="36"/>
-          <w:cs/>
-        </w:rPr>
-        <w:t>แสดง ชื่อพนักงานที่ให้บริการ โดยดึงข้อมูล</w:t>
-      </w:r>
-      <w:r>
-        <w:rPr>
-          <w:rFonts w:ascii="TH Sarabun New" w:hAnsi="TH Sarabun New" w:cs="TH Sarabun New"/>
-          <w:sz w:val="36"/>
-          <w:szCs w:val="36"/>
-        </w:rPr>
-        <w:t xml:space="preserve"> column</w:t>
-      </w:r>
-      <w:r>
-        <w:rPr>
-          <w:rFonts w:ascii="TH Sarabun New" w:hAnsi="TH Sarabun New" w:cs="TH Sarabun New" w:hint="cs"/>
-          <w:sz w:val="36"/>
-          <w:szCs w:val="36"/>
-          <w:cs/>
-        </w:rPr>
-        <w:t xml:space="preserve"> </w:t>
-      </w:r>
-      <w:r>
-        <w:rPr>
-          <w:rFonts w:ascii="TH Sarabun New" w:hAnsi="TH Sarabun New" w:cs="TH Sarabun New"/>
-          <w:sz w:val="36"/>
-          <w:szCs w:val="36"/>
-        </w:rPr>
-        <w:t>“</w:t>
-      </w:r>
-      <w:proofErr w:type="spellStart"/>
-      <w:r>
-        <w:rPr>
-          <w:rFonts w:ascii="TH Sarabun New" w:hAnsi="TH Sarabun New" w:cs="TH Sarabun New"/>
-          <w:sz w:val="36"/>
-          <w:szCs w:val="36"/>
-        </w:rPr>
-        <w:t>nick_name</w:t>
-      </w:r>
-      <w:proofErr w:type="spellEnd"/>
-      <w:r>
-        <w:rPr>
-          <w:rFonts w:ascii="TH Sarabun New" w:hAnsi="TH Sarabun New" w:cs="TH Sarabun New"/>
-          <w:sz w:val="36"/>
-          <w:szCs w:val="36"/>
-        </w:rPr>
-        <w:t>”</w:t>
-      </w:r>
-      <w:r>
-        <w:rPr>
-          <w:rFonts w:ascii="TH Sarabun New" w:hAnsi="TH Sarabun New" w:cs="TH Sarabun New" w:hint="cs"/>
-          <w:sz w:val="36"/>
-          <w:szCs w:val="36"/>
-          <w:cs/>
-        </w:rPr>
-        <w:t xml:space="preserve"> จาก </w:t>
-      </w:r>
-      <w:r>
-        <w:rPr>
-          <w:rFonts w:ascii="TH Sarabun New" w:hAnsi="TH Sarabun New" w:cs="TH Sarabun New"/>
-          <w:sz w:val="36"/>
-          <w:szCs w:val="36"/>
-        </w:rPr>
-        <w:t>sheet</w:t>
-      </w:r>
-      <w:r>
-        <w:rPr>
-          <w:rFonts w:ascii="TH Sarabun New" w:hAnsi="TH Sarabun New" w:cs="TH Sarabun New" w:hint="cs"/>
-          <w:sz w:val="36"/>
-          <w:szCs w:val="36"/>
-          <w:cs/>
-        </w:rPr>
-        <w:t xml:space="preserve"> ค่าตัวแปล </w:t>
-      </w:r>
-      <w:proofErr w:type="spellStart"/>
-      <w:r>
-        <w:rPr>
-          <w:rFonts w:ascii="TH Sarabun New" w:hAnsi="TH Sarabun New" w:cs="TH Sarabun New"/>
-          <w:b/>
-          <w:bCs/>
-          <w:sz w:val="36"/>
-          <w:szCs w:val="36"/>
-        </w:rPr>
-        <w:t>Sheet_Name_Staff</w:t>
-      </w:r>
-      <w:proofErr w:type="spellEnd"/>
-      <w:r>
-        <w:rPr>
-          <w:rFonts w:ascii="TH Sarabun New" w:hAnsi="TH Sarabun New" w:cs="TH Sarabun New" w:hint="cs"/>
-          <w:b/>
-          <w:bCs/>
-          <w:sz w:val="36"/>
-          <w:szCs w:val="36"/>
-          <w:cs/>
-        </w:rPr>
-        <w:t xml:space="preserve"> </w:t>
-      </w:r>
-      <w:r>
-        <w:rPr>
-          <w:rFonts w:ascii="TH Sarabun New" w:hAnsi="TH Sarabun New" w:cs="TH Sarabun New" w:hint="cs"/>
-          <w:sz w:val="36"/>
-          <w:szCs w:val="36"/>
-          <w:cs/>
-        </w:rPr>
-        <w:t xml:space="preserve">โดยดึงผ่าน </w:t>
-      </w:r>
-      <w:proofErr w:type="spellStart"/>
-      <w:r>
-        <w:rPr>
-          <w:rFonts w:ascii="TH Sarabun New" w:hAnsi="TH Sarabun New" w:cs="TH Sarabun New"/>
-          <w:b/>
-          <w:bCs/>
-          <w:sz w:val="36"/>
-          <w:szCs w:val="36"/>
-        </w:rPr>
-        <w:t>staff_id</w:t>
-      </w:r>
-      <w:proofErr w:type="spellEnd"/>
-      <w:r>
-        <w:rPr>
-          <w:rFonts w:ascii="TH Sarabun New" w:hAnsi="TH Sarabun New" w:cs="TH Sarabun New"/>
-          <w:sz w:val="36"/>
-          <w:szCs w:val="36"/>
-        </w:rPr>
-        <w:t xml:space="preserve"> </w:t>
-      </w:r>
-      <w:r>
-        <w:rPr>
-          <w:rFonts w:ascii="TH Sarabun New" w:hAnsi="TH Sarabun New" w:cs="TH Sarabun New" w:hint="cs"/>
-          <w:sz w:val="36"/>
-          <w:szCs w:val="36"/>
-          <w:cs/>
-        </w:rPr>
-        <w:t xml:space="preserve">ของทั้ง </w:t>
-      </w:r>
-      <w:r>
-        <w:rPr>
-          <w:rFonts w:ascii="TH Sarabun New" w:hAnsi="TH Sarabun New" w:cs="TH Sarabun New"/>
-          <w:sz w:val="36"/>
-          <w:szCs w:val="36"/>
-        </w:rPr>
-        <w:t>2 sheet</w:t>
+        <w:t>แสดงช่วงเวลาที่เลือก</w:t>
       </w:r>
     </w:p>
     <w:p>
@@ -1164,15 +913,15 @@
           <w:szCs w:val="36"/>
           <w:cs/>
         </w:rPr>
-        <w:t xml:space="preserve">ส่วนของ </w:t>
-      </w:r>
-      <w:r>
-        <w:rPr>
-          <w:rFonts w:ascii="TH Sarabun New" w:hAnsi="TH Sarabun New" w:cs="TH Sarabun New"/>
-          <w:sz w:val="36"/>
-          <w:szCs w:val="36"/>
-        </w:rPr>
-        <w:t xml:space="preserve">body </w:t>
+        <w:t xml:space="preserve">แสดง </w:t>
+      </w:r>
+      <w:r>
+        <w:rPr>
+          <w:rFonts w:ascii="TH Sarabun New" w:hAnsi="TH Sarabun New" w:cs="TH Sarabun New"/>
+          <w:sz w:val="36"/>
+          <w:szCs w:val="36"/>
+        </w:rPr>
+        <w:t xml:space="preserve">dropdown </w:t>
       </w:r>
       <w:r>
         <w:rPr>
@@ -1181,15 +930,15 @@
           <w:szCs w:val="36"/>
           <w:cs/>
         </w:rPr>
-        <w:t xml:space="preserve">แสดงเป็น ช่วงเวลา โดยนำค่าจาก </w:t>
-      </w:r>
-      <w:r>
-        <w:rPr>
-          <w:rFonts w:ascii="TH Sarabun New" w:hAnsi="TH Sarabun New" w:cs="TH Sarabun New"/>
-          <w:sz w:val="36"/>
-          <w:szCs w:val="36"/>
-        </w:rPr>
-        <w:t>column</w:t>
+        <w:t xml:space="preserve">ดึงค่า </w:t>
+      </w:r>
+      <w:r>
+        <w:rPr>
+          <w:rFonts w:ascii="TH Sarabun New" w:hAnsi="TH Sarabun New" w:cs="TH Sarabun New"/>
+          <w:sz w:val="36"/>
+          <w:szCs w:val="36"/>
+        </w:rPr>
+        <w:t xml:space="preserve">column “service_name_th” </w:t>
       </w:r>
       <w:r>
         <w:rPr>
@@ -1198,17 +947,16 @@
           <w:szCs w:val="36"/>
           <w:cs/>
         </w:rPr>
-        <w:t xml:space="preserve"> </w:t>
-      </w:r>
-      <w:r>
-        <w:rPr>
-          <w:rFonts w:ascii="TH Sarabun New" w:hAnsi="TH Sarabun New" w:cs="TH Sarabun New"/>
-          <w:sz w:val="36"/>
-          <w:szCs w:val="36"/>
-        </w:rPr>
-        <w:t>“</w:t>
-      </w:r>
-      <w:proofErr w:type="spellStart"/>
+        <w:t xml:space="preserve">ในตัวแปล </w:t>
+      </w:r>
+      <w:r>
+        <w:rPr>
+          <w:rFonts w:ascii="TH Sarabun New" w:hAnsi="TH Sarabun New" w:cs="TH Sarabun New"/>
+          <w:sz w:val="36"/>
+          <w:szCs w:val="36"/>
+        </w:rPr>
+        <w:t xml:space="preserve">sheet </w:t>
+      </w:r>
       <w:r>
         <w:rPr>
           <w:rFonts w:ascii="TH Sarabun New" w:hAnsi="TH Sarabun New" w:cs="TH Sarabun New"/>
@@ -1217,367 +965,7 @@
           <w:sz w:val="36"/>
           <w:szCs w:val="36"/>
         </w:rPr>
-        <w:t>period_from</w:t>
-      </w:r>
-      <w:proofErr w:type="spellEnd"/>
-      <w:r>
-        <w:rPr>
-          <w:rFonts w:ascii="TH Sarabun New" w:hAnsi="TH Sarabun New" w:cs="TH Sarabun New"/>
-          <w:sz w:val="36"/>
-          <w:szCs w:val="36"/>
-        </w:rPr>
-        <w:t xml:space="preserve">” </w:t>
-      </w:r>
-      <w:r>
-        <w:rPr>
-          <w:rFonts w:ascii="TH Sarabun New" w:hAnsi="TH Sarabun New" w:cs="TH Sarabun New" w:hint="cs"/>
-          <w:sz w:val="36"/>
-          <w:szCs w:val="36"/>
-          <w:cs/>
-        </w:rPr>
-        <w:t xml:space="preserve">และ </w:t>
-      </w:r>
-      <w:r>
-        <w:rPr>
-          <w:rFonts w:ascii="TH Sarabun New" w:hAnsi="TH Sarabun New" w:cs="TH Sarabun New"/>
-          <w:sz w:val="36"/>
-          <w:szCs w:val="36"/>
-        </w:rPr>
-        <w:t xml:space="preserve">column </w:t>
-      </w:r>
-      <w:r>
-        <w:rPr>
-          <w:rFonts w:ascii="TH Sarabun New" w:hAnsi="TH Sarabun New" w:cs="TH Sarabun New"/>
-          <w:sz w:val="36"/>
-          <w:szCs w:val="36"/>
-        </w:rPr>
-        <w:t>“</w:t>
-      </w:r>
-      <w:proofErr w:type="spellStart"/>
-      <w:r>
-        <w:rPr>
-          <w:rFonts w:ascii="TH Sarabun New" w:hAnsi="TH Sarabun New" w:cs="TH Sarabun New"/>
-          <w:b/>
-          <w:bCs/>
-          <w:sz w:val="36"/>
-          <w:szCs w:val="36"/>
-        </w:rPr>
-        <w:t>period_to</w:t>
-      </w:r>
-      <w:proofErr w:type="spellEnd"/>
-      <w:r>
-        <w:rPr>
-          <w:rFonts w:ascii="TH Sarabun New" w:hAnsi="TH Sarabun New" w:cs="TH Sarabun New"/>
-          <w:sz w:val="36"/>
-          <w:szCs w:val="36"/>
-        </w:rPr>
-        <w:t>”</w:t>
-      </w:r>
-      <w:r>
-        <w:rPr>
-          <w:rFonts w:ascii="TH Sarabun New" w:hAnsi="TH Sarabun New" w:cs="TH Sarabun New" w:hint="cs"/>
-          <w:sz w:val="36"/>
-          <w:szCs w:val="36"/>
-          <w:cs/>
-        </w:rPr>
-        <w:t xml:space="preserve"> มาต่อกัน เช่นตัวอย่าง </w:t>
-      </w:r>
-      <w:r>
-        <w:rPr>
-          <w:rFonts w:ascii="TH Sarabun New" w:hAnsi="TH Sarabun New" w:cs="TH Sarabun New"/>
-          <w:sz w:val="36"/>
-          <w:szCs w:val="36"/>
-        </w:rPr>
-        <w:t>“09:00–10:00”</w:t>
-      </w:r>
-      <w:r>
-        <w:rPr>
-          <w:rFonts w:ascii="TH Sarabun New" w:hAnsi="TH Sarabun New" w:cs="TH Sarabun New" w:hint="cs"/>
-          <w:sz w:val="36"/>
-          <w:szCs w:val="36"/>
-          <w:cs/>
-        </w:rPr>
-        <w:t xml:space="preserve"> เป็น ปุ่มแบบ </w:t>
-      </w:r>
-      <w:r>
-        <w:rPr>
-          <w:rFonts w:ascii="TH Sarabun New" w:hAnsi="TH Sarabun New" w:cs="TH Sarabun New"/>
-          <w:sz w:val="36"/>
-          <w:szCs w:val="36"/>
-        </w:rPr>
-        <w:t xml:space="preserve">multiple selection </w:t>
-      </w:r>
-      <w:r>
-        <w:rPr>
-          <w:rFonts w:ascii="TH Sarabun New" w:hAnsi="TH Sarabun New" w:cs="TH Sarabun New" w:hint="cs"/>
-          <w:sz w:val="36"/>
-          <w:szCs w:val="36"/>
-          <w:cs/>
-        </w:rPr>
-        <w:t>ได้</w:t>
-      </w:r>
-      <w:r>
-        <w:rPr>
-          <w:rFonts w:ascii="TH Sarabun New" w:hAnsi="TH Sarabun New" w:cs="TH Sarabun New"/>
-          <w:sz w:val="36"/>
-          <w:szCs w:val="36"/>
-        </w:rPr>
-        <w:t xml:space="preserve"> </w:t>
-      </w:r>
-      <w:r>
-        <w:rPr>
-          <w:rFonts w:ascii="TH Sarabun New" w:hAnsi="TH Sarabun New" w:cs="TH Sarabun New" w:hint="cs"/>
-          <w:sz w:val="36"/>
-          <w:szCs w:val="36"/>
-          <w:cs/>
-        </w:rPr>
-        <w:t>โดยมีเงื่อนไขดังต่อไปนี้</w:t>
-      </w:r>
-    </w:p>
-    <w:p>
-      <w:pPr>
-        <w:pStyle w:val="ListParagraph"/>
-        <w:numPr>
-          <w:ilvl w:val="2"/>
-          <w:numId w:val="30"/>
-        </w:numPr>
-        <w:rPr>
-          <w:rFonts w:ascii="TH Sarabun New" w:hAnsi="TH Sarabun New" w:cs="TH Sarabun New"/>
-          <w:sz w:val="36"/>
-          <w:szCs w:val="36"/>
-        </w:rPr>
-      </w:pPr>
-      <w:r>
-        <w:rPr>
-          <w:rFonts w:ascii="TH Sarabun New" w:hAnsi="TH Sarabun New" w:cs="TH Sarabun New" w:hint="cs"/>
-          <w:sz w:val="36"/>
-          <w:szCs w:val="36"/>
-          <w:cs/>
-        </w:rPr>
-        <w:t>เมื่</w:t>
-      </w:r>
-      <w:r>
-        <w:rPr>
-          <w:rFonts w:ascii="TH Sarabun New" w:hAnsi="TH Sarabun New" w:cs="TH Sarabun New" w:hint="cs"/>
-          <w:sz w:val="36"/>
-          <w:szCs w:val="36"/>
-          <w:cs/>
-        </w:rPr>
-        <w:t xml:space="preserve">อทำการเลือก เวลา สมมติเลือกแค่ช่วงเวลาเดียว เช่น </w:t>
-      </w:r>
-      <w:r>
-        <w:rPr>
-          <w:rFonts w:ascii="TH Sarabun New" w:hAnsi="TH Sarabun New" w:cs="TH Sarabun New"/>
-          <w:sz w:val="36"/>
-          <w:szCs w:val="36"/>
-        </w:rPr>
-        <w:t>“10:00-11:00”</w:t>
-      </w:r>
-    </w:p>
-    <w:p>
-      <w:pPr>
-        <w:pStyle w:val="ListParagraph"/>
-        <w:ind w:left="2232"/>
-        <w:rPr>
-          <w:rFonts w:ascii="TH Sarabun New" w:hAnsi="TH Sarabun New" w:cs="TH Sarabun New"/>
-          <w:sz w:val="36"/>
-          <w:szCs w:val="36"/>
-        </w:rPr>
-      </w:pPr>
-      <w:r>
-        <w:rPr>
-          <w:rFonts w:ascii="TH Sarabun New" w:hAnsi="TH Sarabun New" w:cs="TH Sarabun New" w:hint="cs"/>
-          <w:sz w:val="36"/>
-          <w:szCs w:val="36"/>
-          <w:cs/>
-        </w:rPr>
-        <w:lastRenderedPageBreak/>
-        <w:t>ให้แสดงค่า 1</w:t>
-      </w:r>
-      <w:r>
-        <w:rPr>
-          <w:rFonts w:ascii="TH Sarabun New" w:hAnsi="TH Sarabun New" w:cs="TH Sarabun New"/>
-          <w:sz w:val="36"/>
-          <w:szCs w:val="36"/>
-        </w:rPr>
-        <w:t xml:space="preserve"> (</w:t>
-      </w:r>
-      <w:r>
-        <w:rPr>
-          <w:rFonts w:ascii="TH Sarabun New" w:hAnsi="TH Sarabun New" w:cs="TH Sarabun New" w:hint="cs"/>
-          <w:sz w:val="36"/>
-          <w:szCs w:val="36"/>
-          <w:cs/>
-        </w:rPr>
-        <w:t>1 ชั่วโมง</w:t>
-      </w:r>
-      <w:r>
-        <w:rPr>
-          <w:rFonts w:ascii="TH Sarabun New" w:hAnsi="TH Sarabun New" w:cs="TH Sarabun New"/>
-          <w:sz w:val="36"/>
-          <w:szCs w:val="36"/>
-        </w:rPr>
-        <w:t>)</w:t>
-      </w:r>
-      <w:r>
-        <w:rPr>
-          <w:rFonts w:ascii="TH Sarabun New" w:hAnsi="TH Sarabun New" w:cs="TH Sarabun New" w:hint="cs"/>
-          <w:sz w:val="36"/>
-          <w:szCs w:val="36"/>
-          <w:cs/>
-        </w:rPr>
-        <w:t xml:space="preserve"> ที่ฟิลด์ ของ </w:t>
-      </w:r>
-      <w:r>
-        <w:rPr>
-          <w:rFonts w:ascii="TH Sarabun New" w:hAnsi="TH Sarabun New" w:cs="TH Sarabun New"/>
-          <w:sz w:val="36"/>
-          <w:szCs w:val="36"/>
-        </w:rPr>
-        <w:t>modal</w:t>
-      </w:r>
-      <w:r>
-        <w:rPr>
-          <w:rFonts w:ascii="TH Sarabun New" w:hAnsi="TH Sarabun New" w:cs="TH Sarabun New" w:hint="cs"/>
-          <w:sz w:val="36"/>
-          <w:szCs w:val="36"/>
-          <w:cs/>
-        </w:rPr>
-        <w:t xml:space="preserve"> </w:t>
-      </w:r>
-      <w:r>
-        <w:rPr>
-          <w:rFonts w:ascii="TH Sarabun New" w:hAnsi="TH Sarabun New" w:cs="TH Sarabun New"/>
-          <w:sz w:val="36"/>
-          <w:szCs w:val="36"/>
-        </w:rPr>
-        <w:t>“</w:t>
-      </w:r>
-      <w:r>
-        <w:rPr>
-          <w:rFonts w:ascii="TH Sarabun New" w:hAnsi="TH Sarabun New" w:cs="TH Sarabun New" w:hint="cs"/>
-          <w:sz w:val="36"/>
-          <w:szCs w:val="36"/>
-          <w:cs/>
-        </w:rPr>
-        <w:t>จองคิว</w:t>
-      </w:r>
-      <w:r>
-        <w:rPr>
-          <w:rFonts w:ascii="TH Sarabun New" w:hAnsi="TH Sarabun New" w:cs="TH Sarabun New"/>
-          <w:sz w:val="36"/>
-          <w:szCs w:val="36"/>
-        </w:rPr>
-        <w:t>” “</w:t>
-      </w:r>
-      <w:r>
-        <w:rPr>
-          <w:rFonts w:ascii="TH Sarabun New" w:hAnsi="TH Sarabun New" w:cs="TH Sarabun New" w:hint="cs"/>
-          <w:sz w:val="36"/>
-          <w:szCs w:val="36"/>
-          <w:cs/>
-        </w:rPr>
-        <w:t>จำนวนชั่วโมง</w:t>
-      </w:r>
-      <w:r>
-        <w:rPr>
-          <w:rFonts w:ascii="TH Sarabun New" w:hAnsi="TH Sarabun New" w:cs="TH Sarabun New"/>
-          <w:sz w:val="36"/>
-          <w:szCs w:val="36"/>
-        </w:rPr>
-        <w:t>”</w:t>
-      </w:r>
-    </w:p>
-    <w:p>
-      <w:pPr>
-        <w:pStyle w:val="ListParagraph"/>
-        <w:numPr>
-          <w:ilvl w:val="2"/>
-          <w:numId w:val="30"/>
-        </w:numPr>
-        <w:rPr>
-          <w:rFonts w:ascii="TH Sarabun New" w:hAnsi="TH Sarabun New" w:cs="TH Sarabun New"/>
-          <w:sz w:val="36"/>
-          <w:szCs w:val="36"/>
-        </w:rPr>
-      </w:pPr>
-      <w:r>
-        <w:rPr>
-          <w:rFonts w:ascii="TH Sarabun New" w:hAnsi="TH Sarabun New" w:cs="TH Sarabun New" w:hint="cs"/>
-          <w:sz w:val="36"/>
-          <w:szCs w:val="36"/>
-          <w:cs/>
-        </w:rPr>
-        <w:t>เมื่อทำการเลือก เวลา สมมติเลือก</w:t>
-      </w:r>
-      <w:r>
-        <w:rPr>
-          <w:rFonts w:ascii="TH Sarabun New" w:hAnsi="TH Sarabun New" w:cs="TH Sarabun New" w:hint="cs"/>
-          <w:sz w:val="36"/>
-          <w:szCs w:val="36"/>
-          <w:cs/>
-        </w:rPr>
-        <w:t>มากกว่า 1 ช่วงเวลา</w:t>
-      </w:r>
-      <w:r>
-        <w:rPr>
-          <w:rFonts w:ascii="TH Sarabun New" w:hAnsi="TH Sarabun New" w:cs="TH Sarabun New" w:hint="cs"/>
-          <w:sz w:val="36"/>
-          <w:szCs w:val="36"/>
-          <w:cs/>
-        </w:rPr>
-        <w:t xml:space="preserve"> เช่น </w:t>
-      </w:r>
-      <w:r>
-        <w:rPr>
-          <w:rFonts w:ascii="TH Sarabun New" w:hAnsi="TH Sarabun New" w:cs="TH Sarabun New"/>
-          <w:sz w:val="36"/>
-          <w:szCs w:val="36"/>
-        </w:rPr>
-        <w:t>“</w:t>
-      </w:r>
-      <w:r>
-        <w:rPr>
-          <w:rFonts w:ascii="TH Sarabun New" w:hAnsi="TH Sarabun New" w:cs="TH Sarabun New" w:hint="cs"/>
-          <w:sz w:val="36"/>
-          <w:szCs w:val="36"/>
-          <w:cs/>
-        </w:rPr>
-        <w:t>09</w:t>
-      </w:r>
-      <w:r>
-        <w:rPr>
-          <w:rFonts w:ascii="TH Sarabun New" w:hAnsi="TH Sarabun New" w:cs="TH Sarabun New"/>
-          <w:sz w:val="36"/>
-          <w:szCs w:val="36"/>
-        </w:rPr>
-        <w:t>:00-10:00”</w:t>
-      </w:r>
-      <w:r>
-        <w:rPr>
-          <w:rFonts w:ascii="TH Sarabun New" w:hAnsi="TH Sarabun New" w:cs="TH Sarabun New" w:hint="cs"/>
-          <w:sz w:val="36"/>
-          <w:szCs w:val="36"/>
-          <w:cs/>
-        </w:rPr>
-        <w:t xml:space="preserve"> และ </w:t>
-      </w:r>
-      <w:r>
-        <w:rPr>
-          <w:rFonts w:ascii="TH Sarabun New" w:hAnsi="TH Sarabun New" w:cs="TH Sarabun New"/>
-          <w:sz w:val="36"/>
-          <w:szCs w:val="36"/>
-        </w:rPr>
-        <w:t>“10:00-11:00” (</w:t>
-      </w:r>
-      <w:r>
-        <w:rPr>
-          <w:rFonts w:ascii="TH Sarabun New" w:hAnsi="TH Sarabun New" w:cs="TH Sarabun New" w:hint="cs"/>
-          <w:sz w:val="36"/>
-          <w:szCs w:val="36"/>
-          <w:cs/>
-        </w:rPr>
-        <w:t xml:space="preserve">เมื่อเวลา </w:t>
+        <w:t>Sheet_Name_Setting_Service_Price</w:t>
       </w:r>
       <w:r>
         <w:rPr>
@@ -1588,7 +976,7 @@
           <w:szCs w:val="36"/>
           <w:cs/>
         </w:rPr>
-        <w:t>ต่อเนื่องกัน</w:t>
+        <w:t xml:space="preserve"> </w:t>
       </w:r>
       <w:r>
         <w:rPr>
@@ -1597,22 +985,99 @@
           <w:szCs w:val="36"/>
           <w:cs/>
         </w:rPr>
-        <w:t xml:space="preserve"> จะถือว่า รับบริการต่อเนื่องกัน จากตัวอย่าง นับเป็น 2 ชั่วโมง</w:t>
-      </w:r>
-      <w:r>
-        <w:rPr>
-          <w:rFonts w:ascii="TH Sarabun New" w:hAnsi="TH Sarabun New" w:cs="TH Sarabun New"/>
-          <w:sz w:val="36"/>
-          <w:szCs w:val="36"/>
-        </w:rPr>
-        <w:t>)</w:t>
+        <w:t xml:space="preserve">มาให้เลือก โดยเอาค่าเฉพาะที่ </w:t>
+      </w:r>
+      <w:r>
+        <w:rPr>
+          <w:rFonts w:ascii="TH Sarabun New" w:hAnsi="TH Sarabun New" w:cs="TH Sarabun New"/>
+          <w:sz w:val="36"/>
+          <w:szCs w:val="36"/>
+        </w:rPr>
+        <w:t xml:space="preserve">is_active </w:t>
+      </w:r>
+      <w:r>
+        <w:rPr>
+          <w:rFonts w:ascii="TH Sarabun New" w:hAnsi="TH Sarabun New" w:cs="TH Sarabun New" w:hint="cs"/>
+          <w:sz w:val="36"/>
+          <w:szCs w:val="36"/>
+          <w:cs/>
+        </w:rPr>
+        <w:t xml:space="preserve">เท่ากับ </w:t>
+      </w:r>
+      <w:r>
+        <w:rPr>
+          <w:rFonts w:ascii="TH Sarabun New" w:hAnsi="TH Sarabun New" w:cs="TH Sarabun New"/>
+          <w:sz w:val="36"/>
+          <w:szCs w:val="36"/>
+        </w:rPr>
+        <w:t>true</w:t>
+      </w:r>
+      <w:r>
+        <w:rPr>
+          <w:rFonts w:ascii="TH Sarabun New" w:hAnsi="TH Sarabun New" w:cs="TH Sarabun New" w:hint="cs"/>
+          <w:sz w:val="36"/>
+          <w:szCs w:val="36"/>
+          <w:cs/>
+        </w:rPr>
+        <w:t xml:space="preserve"> และ เมื่อ ทำการเลือก ให้ดึงค่าจาก </w:t>
+      </w:r>
+      <w:r>
+        <w:rPr>
+          <w:rFonts w:ascii="TH Sarabun New" w:hAnsi="TH Sarabun New" w:cs="TH Sarabun New"/>
+          <w:sz w:val="36"/>
+          <w:szCs w:val="36"/>
+        </w:rPr>
+        <w:t>column</w:t>
+      </w:r>
+      <w:r>
+        <w:rPr>
+          <w:rFonts w:ascii="TH Sarabun New" w:hAnsi="TH Sarabun New" w:cs="TH Sarabun New" w:hint="cs"/>
+          <w:sz w:val="36"/>
+          <w:szCs w:val="36"/>
+          <w:cs/>
+        </w:rPr>
+        <w:t xml:space="preserve"> </w:t>
+      </w:r>
+      <w:r>
+        <w:rPr>
+          <w:rFonts w:ascii="TH Sarabun New" w:hAnsi="TH Sarabun New" w:cs="TH Sarabun New"/>
+          <w:sz w:val="36"/>
+          <w:szCs w:val="36"/>
+        </w:rPr>
+        <w:t xml:space="preserve">“price” </w:t>
+      </w:r>
+      <w:r>
+        <w:rPr>
+          <w:rFonts w:ascii="TH Sarabun New" w:hAnsi="TH Sarabun New" w:cs="TH Sarabun New" w:hint="cs"/>
+          <w:sz w:val="36"/>
+          <w:szCs w:val="36"/>
+          <w:cs/>
+        </w:rPr>
+        <w:t xml:space="preserve">มาแสดงด้วย เป็นแบบ </w:t>
+      </w:r>
+      <w:r>
+        <w:rPr>
+          <w:rFonts w:ascii="TH Sarabun New" w:hAnsi="TH Sarabun New" w:cs="TH Sarabun New"/>
+          <w:sz w:val="36"/>
+          <w:szCs w:val="36"/>
+        </w:rPr>
+        <w:t>readonly</w:t>
+      </w:r>
+      <w:r>
+        <w:rPr>
+          <w:rFonts w:ascii="TH Sarabun New" w:hAnsi="TH Sarabun New" w:cs="TH Sarabun New" w:hint="cs"/>
+          <w:sz w:val="36"/>
+          <w:szCs w:val="36"/>
+          <w:cs/>
+        </w:rPr>
+        <w:t xml:space="preserve"> </w:t>
       </w:r>
     </w:p>
     <w:p>
       <w:pPr>
         <w:pStyle w:val="ListParagraph"/>
         <w:numPr>
-          <w:ilvl w:val="2"/>
+          <w:ilvl w:val="1"/>
           <w:numId w:val="30"/>
         </w:numPr>
         <w:rPr>
@@ -1628,8 +1093,22 @@
           <w:szCs w:val="36"/>
           <w:cs/>
         </w:rPr>
-        <w:t>ถ้าทำการเลือก เวลา สมมติ</w:t>
-      </w:r>
+        <w:t>นำฟิลด์ จำนวนชั่วโมง ออก</w:t>
+      </w:r>
+    </w:p>
+    <w:p>
+      <w:pPr>
+        <w:pStyle w:val="ListParagraph"/>
+        <w:numPr>
+          <w:ilvl w:val="1"/>
+          <w:numId w:val="30"/>
+        </w:numPr>
+        <w:rPr>
+          <w:rFonts w:ascii="TH Sarabun New" w:hAnsi="TH Sarabun New" w:cs="TH Sarabun New"/>
+          <w:sz w:val="36"/>
+          <w:szCs w:val="36"/>
+        </w:rPr>
+      </w:pPr>
       <w:r>
         <w:rPr>
           <w:rFonts w:ascii="TH Sarabun New" w:hAnsi="TH Sarabun New" w:cs="TH Sarabun New" w:hint="cs"/>
@@ -1637,126 +1116,7 @@
           <w:szCs w:val="36"/>
           <w:cs/>
         </w:rPr>
-        <w:t>เลือกช่วง</w:t>
-      </w:r>
-      <w:r>
-        <w:rPr>
-          <w:rFonts w:ascii="TH Sarabun New" w:hAnsi="TH Sarabun New" w:cs="TH Sarabun New" w:hint="cs"/>
-          <w:sz w:val="36"/>
-          <w:szCs w:val="36"/>
-          <w:cs/>
-        </w:rPr>
-        <w:t>เวลา</w:t>
-      </w:r>
-      <w:r>
-        <w:rPr>
-          <w:rFonts w:ascii="TH Sarabun New" w:hAnsi="TH Sarabun New" w:cs="TH Sarabun New" w:hint="cs"/>
-          <w:sz w:val="36"/>
-          <w:szCs w:val="36"/>
-          <w:cs/>
-        </w:rPr>
-        <w:t xml:space="preserve"> ไม่ต่อเนื่องกัน เช่น</w:t>
-      </w:r>
-      <w:r>
-        <w:rPr>
-          <w:rFonts w:ascii="TH Sarabun New" w:hAnsi="TH Sarabun New" w:cs="TH Sarabun New" w:hint="cs"/>
-          <w:sz w:val="36"/>
-          <w:szCs w:val="36"/>
-          <w:cs/>
-        </w:rPr>
-        <w:t xml:space="preserve"> </w:t>
-      </w:r>
-      <w:r>
-        <w:rPr>
-          <w:rFonts w:ascii="TH Sarabun New" w:hAnsi="TH Sarabun New" w:cs="TH Sarabun New"/>
-          <w:sz w:val="36"/>
-          <w:szCs w:val="36"/>
-        </w:rPr>
-        <w:t>“</w:t>
-      </w:r>
-      <w:r>
-        <w:rPr>
-          <w:rFonts w:ascii="TH Sarabun New" w:hAnsi="TH Sarabun New" w:cs="TH Sarabun New"/>
-          <w:sz w:val="36"/>
-          <w:szCs w:val="36"/>
-        </w:rPr>
-        <w:t>09:00-10:00</w:t>
-      </w:r>
-      <w:r>
-        <w:rPr>
-          <w:rFonts w:ascii="TH Sarabun New" w:hAnsi="TH Sarabun New" w:cs="TH Sarabun New"/>
-          <w:sz w:val="36"/>
-          <w:szCs w:val="36"/>
-        </w:rPr>
-        <w:t>”</w:t>
-      </w:r>
-      <w:r>
-        <w:rPr>
-          <w:rFonts w:ascii="TH Sarabun New" w:hAnsi="TH Sarabun New" w:cs="TH Sarabun New" w:hint="cs"/>
-          <w:sz w:val="36"/>
-          <w:szCs w:val="36"/>
-          <w:cs/>
-        </w:rPr>
-        <w:t xml:space="preserve"> แล้ว ข้ามไปเลือก </w:t>
-      </w:r>
-      <w:r>
-        <w:rPr>
-          <w:rFonts w:ascii="TH Sarabun New" w:hAnsi="TH Sarabun New" w:cs="TH Sarabun New"/>
-          <w:sz w:val="36"/>
-          <w:szCs w:val="36"/>
-        </w:rPr>
-        <w:t>“1</w:t>
-      </w:r>
-      <w:r>
-        <w:rPr>
-          <w:rFonts w:ascii="TH Sarabun New" w:hAnsi="TH Sarabun New" w:cs="TH Sarabun New" w:hint="cs"/>
-          <w:sz w:val="36"/>
-          <w:szCs w:val="36"/>
-          <w:cs/>
-        </w:rPr>
-        <w:t>1</w:t>
-      </w:r>
-      <w:r>
-        <w:rPr>
-          <w:rFonts w:ascii="TH Sarabun New" w:hAnsi="TH Sarabun New" w:cs="TH Sarabun New"/>
-          <w:sz w:val="36"/>
-          <w:szCs w:val="36"/>
-        </w:rPr>
-        <w:t>:00-1</w:t>
-      </w:r>
-      <w:r>
-        <w:rPr>
-          <w:rFonts w:ascii="TH Sarabun New" w:hAnsi="TH Sarabun New" w:cs="TH Sarabun New" w:hint="cs"/>
-          <w:sz w:val="36"/>
-          <w:szCs w:val="36"/>
-          <w:cs/>
-        </w:rPr>
-        <w:t>2</w:t>
-      </w:r>
-      <w:r>
-        <w:rPr>
-          <w:rFonts w:ascii="TH Sarabun New" w:hAnsi="TH Sarabun New" w:cs="TH Sarabun New"/>
-          <w:sz w:val="36"/>
-          <w:szCs w:val="36"/>
-        </w:rPr>
-        <w:t>:00”</w:t>
-      </w:r>
-      <w:r>
-        <w:rPr>
-          <w:rFonts w:ascii="TH Sarabun New" w:hAnsi="TH Sarabun New" w:cs="TH Sarabun New" w:hint="cs"/>
-          <w:sz w:val="36"/>
-          <w:szCs w:val="36"/>
-          <w:cs/>
-        </w:rPr>
-        <w:t xml:space="preserve"> นับเป็น 2 ชั่วโมง </w:t>
-      </w:r>
-      <w:r>
-        <w:rPr>
-          <w:rFonts w:ascii="TH Sarabun New" w:hAnsi="TH Sarabun New" w:cs="TH Sarabun New"/>
-          <w:sz w:val="36"/>
-          <w:szCs w:val="36"/>
-        </w:rPr>
-        <w:t>(</w:t>
+        <w:t xml:space="preserve">นำแถว </w:t>
       </w:r>
       <w:r>
         <w:rPr>
@@ -1767,29 +1127,9 @@
           <w:szCs w:val="36"/>
           <w:cs/>
         </w:rPr>
-        <w:t>คือ รับบริการ รอบละ 1 ชั่วโมง</w:t>
-      </w:r>
-      <w:r>
-        <w:rPr>
-          <w:rFonts w:ascii="TH Sarabun New" w:hAnsi="TH Sarabun New" w:cs="TH Sarabun New"/>
-          <w:sz w:val="36"/>
-          <w:szCs w:val="36"/>
-        </w:rPr>
-        <w:t>)</w:t>
-      </w:r>
-    </w:p>
-    <w:p>
-      <w:pPr>
-        <w:rPr>
-          <w:rFonts w:ascii="TH Sarabun New" w:hAnsi="TH Sarabun New" w:cs="TH Sarabun New"/>
-          <w:sz w:val="36"/>
-          <w:szCs w:val="36"/>
-        </w:rPr>
-      </w:pPr>
-    </w:p>
-    <w:p>
-      <w:pPr>
-        <w:ind w:left="720"/>
+        <w:t>พนักงาน</w:t>
+      </w:r>
+      <w:r>
         <w:rPr>
           <w:rFonts w:ascii="TH Sarabun New" w:hAnsi="TH Sarabun New" w:cs="TH Sarabun New"/>
           <w:b/>
@@ -1797,259 +1137,24 @@
           <w:sz w:val="36"/>
           <w:szCs w:val="36"/>
         </w:rPr>
-      </w:pPr>
+        <w:t>:</w:t>
+      </w:r>
+      <w:r>
+        <w:rPr>
+          <w:rFonts w:ascii="TH Sarabun New" w:hAnsi="TH Sarabun New" w:cs="TH Sarabun New"/>
+          <w:sz w:val="36"/>
+          <w:szCs w:val="36"/>
+        </w:rPr>
+        <w:t xml:space="preserve"> </w:t>
+      </w:r>
       <w:r>
         <w:rPr>
           <w:rFonts w:ascii="TH Sarabun New" w:hAnsi="TH Sarabun New" w:cs="TH Sarabun New" w:hint="cs"/>
-          <w:b/>
-          <w:bCs/>
-          <w:sz w:val="36"/>
-          <w:szCs w:val="36"/>
-          <w:cs/>
-        </w:rPr>
-        <w:t>เพิ่มเติม</w:t>
-      </w:r>
-    </w:p>
-    <w:p>
-      <w:pPr>
-        <w:pStyle w:val="ListParagraph"/>
-        <w:numPr>
-          <w:ilvl w:val="0"/>
-          <w:numId w:val="31"/>
-        </w:numPr>
-        <w:rPr>
-          <w:rFonts w:ascii="TH Sarabun New" w:hAnsi="TH Sarabun New" w:cs="TH Sarabun New"/>
-          <w:sz w:val="36"/>
-          <w:szCs w:val="36"/>
-        </w:rPr>
-      </w:pPr>
-      <w:r>
-        <w:rPr>
-          <w:rFonts w:ascii="TH Sarabun New" w:hAnsi="TH Sarabun New" w:cs="TH Sarabun New" w:hint="cs"/>
-          <w:sz w:val="36"/>
-          <w:szCs w:val="36"/>
-          <w:cs/>
-        </w:rPr>
-        <w:t xml:space="preserve">ช่วยปรับให้ ส่วน </w:t>
-      </w:r>
-      <w:r>
-        <w:rPr>
-          <w:rFonts w:ascii="TH Sarabun New" w:hAnsi="TH Sarabun New" w:cs="TH Sarabun New"/>
-          <w:sz w:val="36"/>
-          <w:szCs w:val="36"/>
-        </w:rPr>
-        <w:t xml:space="preserve">header </w:t>
-      </w:r>
-      <w:r>
-        <w:rPr>
-          <w:rFonts w:ascii="TH Sarabun New" w:hAnsi="TH Sarabun New" w:cs="TH Sarabun New" w:hint="cs"/>
-          <w:sz w:val="36"/>
-          <w:szCs w:val="36"/>
-          <w:cs/>
-        </w:rPr>
-        <w:t xml:space="preserve">ของ </w:t>
-      </w:r>
-      <w:r>
-        <w:rPr>
-          <w:rFonts w:ascii="TH Sarabun New" w:hAnsi="TH Sarabun New" w:cs="TH Sarabun New"/>
-          <w:sz w:val="36"/>
-          <w:szCs w:val="36"/>
-        </w:rPr>
-        <w:t xml:space="preserve">card </w:t>
-      </w:r>
-      <w:r>
-        <w:rPr>
-          <w:rFonts w:ascii="TH Sarabun New" w:hAnsi="TH Sarabun New" w:cs="TH Sarabun New" w:hint="cs"/>
-          <w:sz w:val="36"/>
-          <w:szCs w:val="36"/>
-          <w:cs/>
-        </w:rPr>
-        <w:t xml:space="preserve">ให้สามารถ </w:t>
-      </w:r>
-      <w:r>
-        <w:rPr>
-          <w:rFonts w:ascii="TH Sarabun New" w:hAnsi="TH Sarabun New" w:cs="TH Sarabun New"/>
-          <w:sz w:val="36"/>
-          <w:szCs w:val="36"/>
-        </w:rPr>
-        <w:t xml:space="preserve">collapse/expand </w:t>
-      </w:r>
-      <w:r>
-        <w:rPr>
-          <w:rFonts w:ascii="TH Sarabun New" w:hAnsi="TH Sarabun New" w:cs="TH Sarabun New" w:hint="cs"/>
-          <w:sz w:val="36"/>
-          <w:szCs w:val="36"/>
-          <w:cs/>
-        </w:rPr>
-        <w:t xml:space="preserve">ระหว่าง </w:t>
-      </w:r>
-      <w:r>
-        <w:rPr>
-          <w:rFonts w:ascii="TH Sarabun New" w:hAnsi="TH Sarabun New" w:cs="TH Sarabun New"/>
-          <w:sz w:val="36"/>
-          <w:szCs w:val="36"/>
-        </w:rPr>
-        <w:t xml:space="preserve">body </w:t>
-      </w:r>
-      <w:r>
-        <w:rPr>
-          <w:rFonts w:ascii="TH Sarabun New" w:hAnsi="TH Sarabun New" w:cs="TH Sarabun New" w:hint="cs"/>
-          <w:sz w:val="36"/>
-          <w:szCs w:val="36"/>
-          <w:cs/>
-        </w:rPr>
-        <w:t xml:space="preserve">กับ </w:t>
-      </w:r>
-      <w:r>
-        <w:rPr>
-          <w:rFonts w:ascii="TH Sarabun New" w:hAnsi="TH Sarabun New" w:cs="TH Sarabun New"/>
-          <w:sz w:val="36"/>
-          <w:szCs w:val="36"/>
-        </w:rPr>
-        <w:t xml:space="preserve">header </w:t>
-      </w:r>
-      <w:r>
-        <w:rPr>
-          <w:rFonts w:ascii="TH Sarabun New" w:hAnsi="TH Sarabun New" w:cs="TH Sarabun New" w:hint="cs"/>
-          <w:sz w:val="36"/>
-          <w:szCs w:val="36"/>
-          <w:cs/>
-        </w:rPr>
-        <w:t xml:space="preserve">ได้ โดย เริ่มต้น ให้แสดง </w:t>
-      </w:r>
-      <w:r>
-        <w:rPr>
-          <w:rFonts w:ascii="TH Sarabun New" w:hAnsi="TH Sarabun New" w:cs="TH Sarabun New"/>
-          <w:sz w:val="36"/>
-          <w:szCs w:val="36"/>
-        </w:rPr>
-        <w:t xml:space="preserve">header </w:t>
-      </w:r>
-      <w:r>
-        <w:rPr>
-          <w:rFonts w:ascii="TH Sarabun New" w:hAnsi="TH Sarabun New" w:cs="TH Sarabun New" w:hint="cs"/>
-          <w:sz w:val="36"/>
-          <w:szCs w:val="36"/>
-          <w:cs/>
-        </w:rPr>
-        <w:t xml:space="preserve">เฉพาะ </w:t>
-      </w:r>
-      <w:r>
-        <w:rPr>
-          <w:rFonts w:ascii="TH Sarabun New" w:hAnsi="TH Sarabun New" w:cs="TH Sarabun New" w:hint="cs"/>
-          <w:b/>
-          <w:bCs/>
-          <w:sz w:val="36"/>
-          <w:szCs w:val="36"/>
-          <w:cs/>
-        </w:rPr>
-        <w:t>ชื่อเล่น</w:t>
-      </w:r>
-      <w:r>
-        <w:rPr>
-          <w:rFonts w:ascii="TH Sarabun New" w:hAnsi="TH Sarabun New" w:cs="TH Sarabun New"/>
-          <w:b/>
-          <w:bCs/>
-          <w:sz w:val="36"/>
-          <w:szCs w:val="36"/>
-        </w:rPr>
-        <w:t xml:space="preserve"> (</w:t>
-      </w:r>
-      <w:proofErr w:type="spellStart"/>
-      <w:r>
-        <w:rPr>
-          <w:rFonts w:ascii="TH Sarabun New" w:hAnsi="TH Sarabun New" w:cs="TH Sarabun New"/>
-          <w:b/>
-          <w:bCs/>
-          <w:sz w:val="36"/>
-          <w:szCs w:val="36"/>
-        </w:rPr>
-        <w:t>nick_name</w:t>
-      </w:r>
-      <w:proofErr w:type="spellEnd"/>
-      <w:r>
-        <w:rPr>
-          <w:rFonts w:ascii="TH Sarabun New" w:hAnsi="TH Sarabun New" w:cs="TH Sarabun New"/>
-          <w:b/>
-          <w:bCs/>
-          <w:sz w:val="36"/>
-          <w:szCs w:val="36"/>
-        </w:rPr>
-        <w:t>)</w:t>
-      </w:r>
-      <w:r>
-        <w:rPr>
-          <w:rFonts w:ascii="TH Sarabun New" w:hAnsi="TH Sarabun New" w:cs="TH Sarabun New" w:hint="cs"/>
-          <w:b/>
-          <w:bCs/>
-          <w:sz w:val="36"/>
-          <w:szCs w:val="36"/>
-          <w:cs/>
-        </w:rPr>
-        <w:t xml:space="preserve"> ของพนักงาน </w:t>
-      </w:r>
-      <w:r>
-        <w:rPr>
-          <w:rFonts w:ascii="TH Sarabun New" w:hAnsi="TH Sarabun New" w:cs="TH Sarabun New"/>
-          <w:b/>
-          <w:bCs/>
-          <w:sz w:val="36"/>
-          <w:szCs w:val="36"/>
-        </w:rPr>
-        <w:t>(</w:t>
-      </w:r>
-      <w:r>
-        <w:rPr>
-          <w:rFonts w:ascii="TH Sarabun New" w:hAnsi="TH Sarabun New" w:cs="TH Sarabun New" w:hint="cs"/>
-          <w:b/>
-          <w:bCs/>
-          <w:sz w:val="36"/>
-          <w:szCs w:val="36"/>
-          <w:cs/>
-        </w:rPr>
-        <w:t xml:space="preserve">ไม่ต้องแสดงรหัสพนักงาน </w:t>
-      </w:r>
-      <w:proofErr w:type="spellStart"/>
-      <w:r>
-        <w:rPr>
-          <w:rFonts w:ascii="TH Sarabun New" w:hAnsi="TH Sarabun New" w:cs="TH Sarabun New"/>
-          <w:b/>
-          <w:bCs/>
-          <w:sz w:val="36"/>
-          <w:szCs w:val="36"/>
-        </w:rPr>
-        <w:t>staff_id</w:t>
-      </w:r>
-      <w:proofErr w:type="spellEnd"/>
-      <w:r>
-        <w:rPr>
-          <w:rFonts w:ascii="TH Sarabun New" w:hAnsi="TH Sarabun New" w:cs="TH Sarabun New"/>
-          <w:b/>
-          <w:bCs/>
-          <w:sz w:val="36"/>
-          <w:szCs w:val="36"/>
-        </w:rPr>
-        <w:t>)</w:t>
-      </w:r>
-      <w:r>
-        <w:rPr>
-          <w:rFonts w:ascii="TH Sarabun New" w:hAnsi="TH Sarabun New" w:cs="TH Sarabun New" w:hint="cs"/>
-          <w:b/>
-          <w:bCs/>
-          <w:sz w:val="36"/>
-          <w:szCs w:val="36"/>
-          <w:cs/>
-        </w:rPr>
-        <w:t xml:space="preserve"> </w:t>
-      </w:r>
-      <w:r>
-        <w:rPr>
-          <w:rFonts w:ascii="TH Sarabun New" w:hAnsi="TH Sarabun New" w:cs="TH Sarabun New" w:hint="cs"/>
-          <w:sz w:val="36"/>
-          <w:szCs w:val="36"/>
-          <w:cs/>
-        </w:rPr>
-        <w:t>หลังจากนั้นแสดงดังต่อไปนี้</w:t>
+          <w:sz w:val="36"/>
+          <w:szCs w:val="36"/>
+          <w:cs/>
+        </w:rPr>
+        <w:t>ที่มีพื้นหลังสีเขียวออก</w:t>
       </w:r>
     </w:p>
     <w:p>
@@ -2057,7 +1162,7 @@
         <w:pStyle w:val="ListParagraph"/>
         <w:numPr>
           <w:ilvl w:val="1"/>
-          <w:numId w:val="31"/>
+          <w:numId w:val="30"/>
         </w:numPr>
         <w:rPr>
           <w:rFonts w:ascii="TH Sarabun New" w:hAnsi="TH Sarabun New" w:cs="TH Sarabun New"/>
@@ -2072,15 +1177,16 @@
           <w:szCs w:val="36"/>
           <w:cs/>
         </w:rPr>
-        <w:t xml:space="preserve">เมื่อคลิก </w:t>
-      </w:r>
-      <w:r>
-        <w:rPr>
-          <w:rFonts w:ascii="TH Sarabun New" w:hAnsi="TH Sarabun New" w:cs="TH Sarabun New"/>
-          <w:sz w:val="36"/>
-          <w:szCs w:val="36"/>
-        </w:rPr>
-        <w:t xml:space="preserve">header </w:t>
+        <w:lastRenderedPageBreak/>
+        <w:t xml:space="preserve">ฟิลด์ เลือกลูกค้า ถ้า </w:t>
+      </w:r>
+      <w:r>
+        <w:rPr>
+          <w:rFonts w:ascii="TH Sarabun New" w:hAnsi="TH Sarabun New" w:cs="TH Sarabun New"/>
+          <w:sz w:val="36"/>
+          <w:szCs w:val="36"/>
+        </w:rPr>
+        <w:t xml:space="preserve">person_flag </w:t>
       </w:r>
       <w:r>
         <w:rPr>
@@ -2089,15 +1195,15 @@
           <w:szCs w:val="36"/>
           <w:cs/>
         </w:rPr>
-        <w:t>ของพนักงานท่านหนึ่ง</w:t>
-      </w:r>
-      <w:r>
-        <w:rPr>
-          <w:rFonts w:ascii="TH Sarabun New" w:hAnsi="TH Sarabun New" w:cs="TH Sarabun New"/>
-          <w:sz w:val="36"/>
-          <w:szCs w:val="36"/>
-        </w:rPr>
-        <w:t>,</w:t>
+        <w:t xml:space="preserve">มีค่าเท่ากับ </w:t>
+      </w:r>
+      <w:r>
+        <w:rPr>
+          <w:rFonts w:ascii="TH Sarabun New" w:hAnsi="TH Sarabun New" w:cs="TH Sarabun New"/>
+          <w:sz w:val="36"/>
+          <w:szCs w:val="36"/>
+        </w:rPr>
+        <w:t xml:space="preserve">8, </w:t>
       </w:r>
       <w:r>
         <w:rPr>
@@ -2106,15 +1212,15 @@
           <w:szCs w:val="36"/>
           <w:cs/>
         </w:rPr>
-        <w:t xml:space="preserve"> ให้แสดง </w:t>
-      </w:r>
-      <w:r>
-        <w:rPr>
-          <w:rFonts w:ascii="TH Sarabun New" w:hAnsi="TH Sarabun New" w:cs="TH Sarabun New"/>
-          <w:sz w:val="36"/>
-          <w:szCs w:val="36"/>
-        </w:rPr>
-        <w:t xml:space="preserve">body </w:t>
+        <w:t xml:space="preserve">หรือ </w:t>
+      </w:r>
+      <w:r>
+        <w:rPr>
+          <w:rFonts w:ascii="TH Sarabun New" w:hAnsi="TH Sarabun New" w:cs="TH Sarabun New"/>
+          <w:sz w:val="36"/>
+          <w:szCs w:val="36"/>
+        </w:rPr>
+        <w:t xml:space="preserve">9 </w:t>
       </w:r>
       <w:r>
         <w:rPr>
@@ -2123,15 +1229,15 @@
           <w:szCs w:val="36"/>
           <w:cs/>
         </w:rPr>
-        <w:t xml:space="preserve">ขึ้นมา และ ให้ หุบ </w:t>
-      </w:r>
-      <w:r>
-        <w:rPr>
-          <w:rFonts w:ascii="TH Sarabun New" w:hAnsi="TH Sarabun New" w:cs="TH Sarabun New"/>
-          <w:sz w:val="36"/>
-          <w:szCs w:val="36"/>
-        </w:rPr>
-        <w:t xml:space="preserve">body </w:t>
+        <w:t xml:space="preserve">ให้แสดง </w:t>
+      </w:r>
+      <w:r>
+        <w:rPr>
+          <w:rFonts w:ascii="TH Sarabun New" w:hAnsi="TH Sarabun New" w:cs="TH Sarabun New"/>
+          <w:sz w:val="36"/>
+          <w:szCs w:val="36"/>
+        </w:rPr>
+        <w:t xml:space="preserve">option </w:t>
       </w:r>
       <w:r>
         <w:rPr>
@@ -2140,15 +1246,15 @@
           <w:szCs w:val="36"/>
           <w:cs/>
         </w:rPr>
-        <w:t xml:space="preserve">ของพนักงานท่านที่เหลือลง </w:t>
-      </w:r>
-      <w:r>
-        <w:rPr>
-          <w:rFonts w:ascii="TH Sarabun New" w:hAnsi="TH Sarabun New" w:cs="TH Sarabun New"/>
-          <w:sz w:val="36"/>
-          <w:szCs w:val="36"/>
-        </w:rPr>
-        <w:t>(</w:t>
+        <w:t>ให้เลือกลูกค้าได้</w:t>
+      </w:r>
+      <w:r>
+        <w:rPr>
+          <w:rFonts w:ascii="TH Sarabun New" w:hAnsi="TH Sarabun New" w:cs="TH Sarabun New"/>
+          <w:sz w:val="36"/>
+          <w:szCs w:val="36"/>
+        </w:rPr>
+        <w:t xml:space="preserve"> person_flag </w:t>
       </w:r>
       <w:r>
         <w:rPr>
@@ -2157,15 +1263,24 @@
           <w:szCs w:val="36"/>
           <w:cs/>
         </w:rPr>
-        <w:t>จะได้เพิ่มพื้นที่การใช้งาน</w:t>
-      </w:r>
-      <w:r>
-        <w:rPr>
-          <w:rFonts w:ascii="TH Sarabun New" w:hAnsi="TH Sarabun New" w:cs="TH Sarabun New"/>
-          <w:sz w:val="36"/>
-          <w:szCs w:val="36"/>
-        </w:rPr>
-        <w:t>)</w:t>
+        <w:t xml:space="preserve">อื่นๆ ให้แสดง เฉพาะ ลูกค้าที่ตรงกับ </w:t>
+      </w:r>
+      <w:r>
+        <w:rPr>
+          <w:rFonts w:ascii="TH Sarabun New" w:hAnsi="TH Sarabun New" w:cs="TH Sarabun New"/>
+          <w:sz w:val="36"/>
+          <w:szCs w:val="36"/>
+        </w:rPr>
+        <w:t xml:space="preserve">username login </w:t>
+      </w:r>
+      <w:r>
+        <w:rPr>
+          <w:rFonts w:ascii="TH Sarabun New" w:hAnsi="TH Sarabun New" w:cs="TH Sarabun New" w:hint="cs"/>
+          <w:sz w:val="36"/>
+          <w:szCs w:val="36"/>
+          <w:cs/>
+        </w:rPr>
+        <w:t>เข้ามา</w:t>
       </w:r>
     </w:p>
     <w:p>
@@ -2173,12 +1288,13 @@
         <w:pStyle w:val="ListParagraph"/>
         <w:numPr>
           <w:ilvl w:val="1"/>
-          <w:numId w:val="31"/>
+          <w:numId w:val="30"/>
         </w:numPr>
         <w:rPr>
           <w:rFonts w:ascii="TH Sarabun New" w:hAnsi="TH Sarabun New" w:cs="TH Sarabun New"/>
           <w:sz w:val="36"/>
           <w:szCs w:val="36"/>
+          <w:cs/>
         </w:rPr>
       </w:pPr>
       <w:r>
@@ -2188,15 +1304,15 @@
           <w:szCs w:val="36"/>
           <w:cs/>
         </w:rPr>
-        <w:t xml:space="preserve">ให้เอา </w:t>
-      </w:r>
-      <w:r>
-        <w:rPr>
-          <w:rFonts w:ascii="TH Sarabun New" w:hAnsi="TH Sarabun New" w:cs="TH Sarabun New"/>
-          <w:sz w:val="36"/>
-          <w:szCs w:val="36"/>
-        </w:rPr>
-        <w:t xml:space="preserve">scroll bar </w:t>
+        <w:t xml:space="preserve">นำฟิลด์ </w:t>
+      </w:r>
+      <w:r>
+        <w:rPr>
+          <w:rFonts w:ascii="TH Sarabun New" w:hAnsi="TH Sarabun New" w:cs="TH Sarabun New"/>
+          <w:sz w:val="36"/>
+          <w:szCs w:val="36"/>
+        </w:rPr>
+        <w:t>“</w:t>
       </w:r>
       <w:r>
         <w:rPr>
@@ -2205,15 +1321,15 @@
           <w:szCs w:val="36"/>
           <w:cs/>
         </w:rPr>
-        <w:t xml:space="preserve">ออก หรือปรับให้เห็น </w:t>
-      </w:r>
-      <w:r>
-        <w:rPr>
-          <w:rFonts w:ascii="TH Sarabun New" w:hAnsi="TH Sarabun New" w:cs="TH Sarabun New"/>
-          <w:sz w:val="36"/>
-          <w:szCs w:val="36"/>
-        </w:rPr>
-        <w:t xml:space="preserve">card </w:t>
+        <w:t>สถานะการจอง</w:t>
+      </w:r>
+      <w:r>
+        <w:rPr>
+          <w:rFonts w:ascii="TH Sarabun New" w:hAnsi="TH Sarabun New" w:cs="TH Sarabun New"/>
+          <w:sz w:val="36"/>
+          <w:szCs w:val="36"/>
+        </w:rPr>
+        <w:t>”</w:t>
       </w:r>
       <w:r>
         <w:rPr>
@@ -2222,19 +1338,8 @@
           <w:szCs w:val="36"/>
           <w:cs/>
         </w:rPr>
-        <w:t>ของพนักงานทุกท่านได้ครบ</w:t>
-      </w:r>
-    </w:p>
-    <w:p>
-      <w:pPr>
-        <w:ind w:left="720"/>
-        <w:rPr>
-          <w:rFonts w:ascii="TH Sarabun New" w:hAnsi="TH Sarabun New" w:cs="TH Sarabun New"/>
-          <w:sz w:val="36"/>
-          <w:szCs w:val="36"/>
-          <w:cs/>
-        </w:rPr>
-      </w:pPr>
+        <w:t xml:space="preserve"> ออก</w:t>
+      </w:r>
     </w:p>
     <w:p>
       <w:pPr>
